--- a/Projeto/relatorio/Relatorio_Final_Marcelo_Ayala_Gomes.docx
+++ b/Projeto/relatorio/Relatorio_Final_Marcelo_Ayala_Gomes.docx
@@ -164,46 +164,7 @@
     </w:p>
     <w:p>
       <w:r>
-        <w:rPr>
-          <w:b/>
-        </w:rPr>
-        <w:t>Introdução.</w:t>
-      </w:r>
-      <w:r>
-        <w:t xml:space="preserve"> Alertas Don't Go sinalizam que um equipamento de mineração não deve operar; cada um é uma parada que custa disponibilidade e produção. Este trabalho investiga se é possível antecipá-los e preveni-los, usando seis meses de dados de Itabira: 37,2 milhões de eventos de telemetria, 377,9 mil ciclos de apontamento e 19.962 alertas Don't Go rotulados pelas regras da CMA. O objetivo central é estimar a probabilidade de um equipamento gerar um alerta nas próximas 4 horas e usar isso para priorizar inspeções.</w:t>
-      </w:r>
-    </w:p>
-    <w:p>
-      <w:r>
-        <w:rPr>
-          <w:b/>
-        </w:rPr>
-        <w:t>Metodologia.</w:t>
-      </w:r>
-      <w:r>
-        <w:t xml:space="preserve"> A exploração revelou três pontos que guiaram o resto: o alvo é raro e desbalanceado, o semestre tem três regimes distintos (com o mês de teste dominado por um único equipamento em deterioração, o CA65926) e a média da frota esconde equipamentos individualmente problemáticos. A preparação filtrou os eventos sem risco e produziu 35 features (as variáveis de entrada do modelo, calculadas a partir dos dados brutos), com destaque para as janelas móveis de contagem, que capturam o mecanismo de acumulação das próprias regras da CMA. A validação respeita o tempo (treino de janeiro a abril, validação em maio, teste em junho), evitando o vazamento de um k-fold aleatório. A solução tem duas frentes, um classificador de curto prazo (LightGBM) e um modelo de sobrevivência (Weibull AFT), mais dois diagnósticos, um Isolation Forest que audita o viés do rótulo e um Random Forest de comparação.</w:t>
-      </w:r>
-    </w:p>
-    <w:p>
-      <w:r>
-        <w:rPr>
-          <w:b/>
-        </w:rPr>
-        <w:t>Resultados.</w:t>
-      </w:r>
-      <w:r>
-        <w:t xml:space="preserve"> O classificador alcança AUC-PR de 0,86 e AUC-ROC de 0,94 no teste, 27,5 pontos percentuais acima da regra simples. Um cuidado foi decisivo: a interpretabilidade (SHAP) revelou que uma versão intermediária apenas detectava cascatas em curso, e corrigi-la fez o modelo capturar cinco vezes mais primeiros alertas. O modelo generaliza para além do equipamento dominante (AUC-PR de 0,77 sem ele), e o Random Forest empata com o LightGBM, mostrando que o mérito está nas features, não no algoritmo; a feature mais importante vem diretamente das regras da CMA. Traduzido para o negócio, no cenário conservador o estudo estima da ordem de 10 mil horas de parada evitáveis no semestre, além de faixas de risco semafóricas e um ranking de risco por equipamento.</w:t>
-      </w:r>
-    </w:p>
-    <w:p>
-      <w:r>
-        <w:rPr>
-          <w:b/>
-        </w:rPr>
-        <w:t>Conclusão.</w:t>
-      </w:r>
-      <w:r>
-        <w:t xml:space="preserve"> Sim, é possível antecipar de forma útil. Os limites são reportados com franqueza: o modelo não opera nas escavadeiras (metade do volume de teste), a antecipação de longo prazo é modesta (existe, mas exige um limiar mais baixo) e o rótulo da CMA tem assinatura estatística clara em poucos equipamentos. O valor operacional vem das duas frentes em conjunto e do monitoramento por equipamento, e todas as decisões metodológicas estão registradas em um controle de alterações no formato ANTES/DEPOIS.</w:t>
+        <w:t>Alertas Don't Go sinalizam que um equipamento de mineração não deve operar, e cada um deles representa uma parada que custa disponibilidade e produção; este trabalho investiga se é possível antecipá-los e preveni-los, usando seis meses de dados da região de Itabira: 37,2 milhões de eventos de telemetria, 377,9 mil ciclos de apontamento e 19.962 alertas rotulados pelas regras de negócio da CMA, com o objetivo central de estimar a probabilidade de um equipamento gerar um alerta nas próximas 4 horas e usar essa estimativa para priorizar inspeções. A análise exploratória revelou três pontos que guiaram todo o estudo: o alvo é raro e desbalanceado, o semestre contém três regimes operacionais distintos (com o mês de teste dominado por um único equipamento em deterioração, o CA65926) e a média da frota esconde equipamentos individualmente problemáticos que só aparecem na análise estratificada. A preparação dos dados filtrou com segurança os eventos sem risco e produziu 35 features (as variáveis de entrada do modelo, calculadas a partir dos dados brutos), com destaque para as janelas móveis de contagem de alarmes, que reproduzem o mecanismo de acumulação das próprias regras da CMA; a validação respeitou a natureza temporal dos dados (treino de janeiro a abril, validação em maio, teste em junho), evitando o vazamento que um k-fold aleatório introduziria. A solução se organiza em duas frentes complementares, um classificador de risco de curto prazo (LightGBM) e um modelo de sobrevivência (Weibull AFT), apoiadas por dois diagnósticos, um Isolation Forest não supervisionado que audita o viés do rótulo e um Random Forest de comparação controlada. O classificador principal alcança AUC-PR de 0,86 e AUC-ROC de 0,94 no teste, 27,5 pontos percentuais acima da regra de negócio simples, e um cuidado metodológico foi decisivo: a análise de interpretabilidade (SHAP) revelou que uma versão intermediária do modelo apenas detectava cascatas de alertas em curso, e a correção fez o modelo capturar cinco vezes mais primeiros alertas ao custo de fração desprezível de métrica. O modelo generaliza para além do equipamento dominante (AUC-PR de 0,77 sem ele), o Random Forest empata com o LightGBM, mostrando que o mérito está na engenharia de features e não no algoritmo, e a feature mais importante deriva diretamente das regras da CMA; traduzido para o negócio, o cenário conservador estima da ordem de 10 mil horas de parada não planejada evitáveis no semestre, além de faixas de risco semafóricas para o painel do dispatcher e um ranking de risco por equipamento. Conclui-se que a antecipação útil é possível, com limites reportados com franqueza: o modelo não opera nas escavadeiras LeTourneau (metade do volume de teste), a antecipação de longo prazo é modesta (existe, mas exige operar em um limiar mais baixo) e o rótulo da CMA tem assinatura estatística clara em poucos equipamentos; o valor operacional vem das duas frentes em conjunto e do monitoramento por equipamento, e todas as decisões metodológicas estão registradas em um controle de alterações no formato ANTES/DEPOIS.</w:t>
       </w:r>
     </w:p>
     <w:p>

--- a/Projeto/relatorio/Relatorio_Final_Marcelo_Ayala_Gomes.docx
+++ b/Projeto/relatorio/Relatorio_Final_Marcelo_Ayala_Gomes.docx
@@ -1042,7 +1042,7 @@
         <w:t>Perfil dos equipamentos (Q4) e padrões (Q5).</w:t>
       </w:r>
       <w:r>
-        <w:t xml:space="preserve"> Cruzando os Don't Go com o estado operacional no momento do evento, via junção temporal entre telemetria e apontamentos, chegou-se ao perfil da frota. Os caminhões 793-D respondem por praticamente todos os alertas; as escavadeiras LeTourneau L 1850 têm uma taxa de Don't Go por equipamento cerca de 22 vezes menor. Esse contraste antecipa uma limitação importante do modelo (L11, Seção 3.2). Um segundo achado: 12,65% dos Don't Go ocorrem com o equipamento em estado de "Manutenção", e a investigação mostrou que não são falsos positivos de bancada, e sim alertas legítimos gerados quando o equipamento é reativado para testes, portanto não devem ser filtrados. Quanto aos padrões temporais (Q5), o mapa de calor por hora e dia da semana (Figura 6) mostra variação modesta, entre 2% e 6%, sem padrão sistemático forte: turno e dia têm efeito secundário, muito menor que o estado de deterioração do próprio equipamento.</w:t>
+        <w:t xml:space="preserve"> Cruzando os Don't Go com o estado operacional no momento do evento, via junção temporal entre telemetria e apontamentos, chegou-se ao perfil da frota. Os caminhões 793-D respondem por praticamente todos os alertas; as escavadeiras LeTourneau L 1850 têm uma taxa de Don't Go por equipamento cerca de 22 vezes menor. Esse contraste antecipa uma limitação importante do modelo (L11, Seção 3.2). Um segundo achado: 12,65% dos Don't Go ocorrem com o equipamento em estado de "Manutenção", e a investigação mostrou que não são falsos positivos de bancada, e sim alertas legítimos gerados quando o equipamento é reativado para testes, portanto não devem ser filtrados. Quanto aos padrões temporais (Q5), o mapa de calor por hora e dia da semana (Figura 6) mostra variação modesta, entre 2% e 6%, sem padrão sistemático forte: turno e dia têm efeito secundário, muito menor que o estado de deterioração do próprio equipamento. Já quanto a períodos do mês, existe concentração, mas ela não é sazonalidade de calendário: é dirigida pelos regimes descritos acima (as anomalias de fevereiro-março e de junho), ou seja, por eventos operacionais e mecânicos específicos, não por uma época do mês em si.</w:t>
       </w:r>
     </w:p>
     <w:p>
@@ -2658,6 +2658,17 @@
           <w:sz w:val="18"/>
         </w:rPr>
         <w:t>Figura 9d: Distribuição dos valores SHAP por feature</w:t>
+      </w:r>
+    </w:p>
+    <w:p>
+      <w:r>
+        <w:rPr>
+          <w:b/>
+        </w:rPr>
+        <w:t>Comportamento do operador (Q3).</w:t>
+      </w:r>
+      <w:r>
+        <w:t xml:space="preserve"> Sim, o comportamento do operador se correlaciona com a frequência de alertas, mas de forma difusa, não concentrada. Entre os 394 operadores do dataset, a taxa de Don't Go varia de menos de 1% no quartil inferior a mais de 10% no percentil 95, um continuum amplo, sem que um ou dois operadores "ruins" carreguem o problema. O único caso com massa estatística relevante é o operador OP_029, com 1.016 alertas (taxa de 32,5% sobre 3.125 eventos), candidato natural a acompanhamento individual. No modelo, a feature de taxa histórica do operador aparece em posição intermediária do ranking SHAP (oitava, com cerca de 2% do peso), o que confirma o quadro: sinal real, porém secundário frente ao estado de deterioração do próprio equipamento. A implicação prática é que leituras do tipo "o operador X é problemático" devem sempre ser estratificadas pelo volume de exposição, sob pena de apontar falsos culpados com poucos eventos.</w:t>
       </w:r>
     </w:p>
     <w:p>
